--- a/HN_KS25_CNTT2_NguyenQuangMinh_09.docx
+++ b/HN_KS25_CNTT2_NguyenQuangMinh_09.docx
@@ -6259,7 +6259,7 @@
               <w:rPr>
                 <w:rFonts w:ascii="Times New Roman" w:hAnsi="Times New Roman" w:cs="Times New Roman"/>
               </w:rPr>
-              <w:t xml:space="preserve">A1: </w:t>
+              <w:t xml:space="preserve"> </w:t>
             </w:r>
             <w:proofErr w:type="spellStart"/>
             <w:r>
